--- a/frontend/public/templates/Modelo de Ficha de Entrada - Contabilidade.docx
+++ b/frontend/public/templates/Modelo de Ficha de Entrada - Contabilidade.docx
@@ -1803,14 +1803,7 @@
                 <w:rFonts w:ascii="Calibri" w:hAnsi="Calibri" w:cs="Calibri"/>
                 <w:lang w:val="pt"/>
               </w:rPr>
-              <w:t>sis_</w:t>
-            </w:r>
-            <w:r>
-              <w:rPr>
-                <w:rFonts w:ascii="Calibri" w:hAnsi="Calibri" w:cs="Calibri"/>
-                <w:lang w:val="pt"/>
-              </w:rPr>
-              <w:t>omiecliente</w:t>
+              <w:t>sis_omiecliente</w:t>
             </w:r>
             <w:proofErr w:type="spellEnd"/>
             <w:r>
@@ -1914,14 +1907,7 @@
                 <w:rFonts w:ascii="Calibri" w:hAnsi="Calibri" w:cs="Calibri"/>
                 <w:lang w:val="pt"/>
               </w:rPr>
-              <w:t>sis_</w:t>
-            </w:r>
-            <w:r>
-              <w:rPr>
-                <w:rFonts w:ascii="Calibri" w:hAnsi="Calibri" w:cs="Calibri"/>
-                <w:lang w:val="pt"/>
-              </w:rPr>
-              <w:t>proprio</w:t>
+              <w:t>sis_proprio</w:t>
             </w:r>
             <w:proofErr w:type="spellEnd"/>
             <w:r>
@@ -2014,14 +2000,7 @@
                 <w:rFonts w:ascii="Calibri" w:hAnsi="Calibri" w:cs="Calibri"/>
                 <w:lang w:val="pt"/>
               </w:rPr>
-              <w:t>sis_</w:t>
-            </w:r>
-            <w:r>
-              <w:rPr>
-                <w:rFonts w:ascii="Calibri" w:hAnsi="Calibri" w:cs="Calibri"/>
-                <w:lang w:val="pt"/>
-              </w:rPr>
-              <w:t>smartfin</w:t>
+              <w:t>sis_smartfin</w:t>
             </w:r>
             <w:proofErr w:type="spellEnd"/>
             <w:r>
@@ -2086,7 +2065,20 @@
                 <w:szCs w:val="23"/>
                 <w:lang w:val="pt"/>
               </w:rPr>
-              <w:t xml:space="preserve"> GT</w:t>
+              <w:t xml:space="preserve"> G</w:t>
+            </w:r>
+            <w:r>
+              <w:rPr>
+                <w:rFonts w:ascii="Arial" w:hAnsi="Arial" w:cs="Arial"/>
+                <w:b/>
+                <w:bCs/>
+                <w:color w:val="1C1C1C"/>
+                <w:spacing w:val="-4"/>
+                <w:sz w:val="23"/>
+                <w:szCs w:val="23"/>
+                <w:lang w:val="pt"/>
+              </w:rPr>
+              <w:t>F</w:t>
             </w:r>
           </w:p>
         </w:tc>
@@ -2128,14 +2120,14 @@
                 <w:rFonts w:ascii="Calibri" w:hAnsi="Calibri" w:cs="Calibri"/>
                 <w:lang w:val="pt"/>
               </w:rPr>
-              <w:t>sis_</w:t>
-            </w:r>
-            <w:r>
-              <w:rPr>
-                <w:rFonts w:ascii="Calibri" w:hAnsi="Calibri" w:cs="Calibri"/>
-                <w:lang w:val="pt"/>
-              </w:rPr>
-              <w:t>nibogt</w:t>
+              <w:t>sis_nibog</w:t>
+            </w:r>
+            <w:r>
+              <w:rPr>
+                <w:rFonts w:ascii="Calibri" w:hAnsi="Calibri" w:cs="Calibri"/>
+                <w:lang w:val="pt"/>
+              </w:rPr>
+              <w:t>f</w:t>
             </w:r>
             <w:proofErr w:type="spellEnd"/>
             <w:r>
@@ -2278,14 +2270,7 @@
                 <w:rFonts w:ascii="Calibri" w:hAnsi="Calibri" w:cs="Calibri"/>
                 <w:lang w:val="pt"/>
               </w:rPr>
-              <w:t>sis_</w:t>
-            </w:r>
-            <w:r>
-              <w:rPr>
-                <w:rFonts w:ascii="Calibri" w:hAnsi="Calibri" w:cs="Calibri"/>
-                <w:lang w:val="pt"/>
-              </w:rPr>
-              <w:t>ccnibo</w:t>
+              <w:t>sis_ccnibo</w:t>
             </w:r>
             <w:proofErr w:type="spellEnd"/>
             <w:r>
@@ -2428,14 +2413,7 @@
                 <w:rFonts w:ascii="Calibri" w:hAnsi="Calibri" w:cs="Calibri"/>
                 <w:lang w:val="pt"/>
               </w:rPr>
-              <w:t>sis_</w:t>
-            </w:r>
-            <w:r>
-              <w:rPr>
-                <w:rFonts w:ascii="Calibri" w:hAnsi="Calibri" w:cs="Calibri"/>
-                <w:lang w:val="pt"/>
-              </w:rPr>
-              <w:t>proprio_planil</w:t>
+              <w:t>sis_proprio_planil</w:t>
             </w:r>
             <w:proofErr w:type="spellEnd"/>
             <w:r>
@@ -2532,14 +2510,7 @@
                 <w:rFonts w:ascii="Calibri" w:hAnsi="Calibri" w:cs="Calibri"/>
                 <w:lang w:val="pt"/>
               </w:rPr>
-              <w:t>sis_</w:t>
-            </w:r>
-            <w:r>
-              <w:rPr>
-                <w:rFonts w:ascii="Calibri" w:hAnsi="Calibri" w:cs="Calibri"/>
-                <w:lang w:val="pt"/>
-              </w:rPr>
-              <w:t>sem_movi</w:t>
+              <w:t>sis_sem_movi</w:t>
             </w:r>
             <w:proofErr w:type="spellEnd"/>
             <w:r>
@@ -3382,7 +3353,6 @@
         <w:t>{</w:t>
       </w:r>
       <w:proofErr w:type="spellStart"/>
-      <w:proofErr w:type="gramStart"/>
       <w:r>
         <w:rPr>
           <w:rFonts w:ascii="Arial" w:hAnsi="Arial" w:cs="Arial"/>
@@ -3397,7 +3367,6 @@
         <w:t>pro_labore</w:t>
       </w:r>
       <w:proofErr w:type="spellEnd"/>
-      <w:proofErr w:type="gramEnd"/>
       <w:r>
         <w:rPr>
           <w:rFonts w:ascii="Arial" w:hAnsi="Arial" w:cs="Arial"/>
@@ -3934,7 +3903,6 @@
           <w:lang w:val="pt"/>
         </w:rPr>
       </w:pPr>
-      <w:proofErr w:type="gramStart"/>
       <w:r>
         <w:rPr>
           <w:rFonts w:ascii="Arial MT" w:hAnsi="Arial MT" w:cs="Arial MT"/>
@@ -3946,7 +3914,6 @@
         </w:rPr>
         <w:t>Nome :</w:t>
       </w:r>
-      <w:proofErr w:type="gramEnd"/>
       <w:r>
         <w:rPr>
           <w:rFonts w:ascii="Arial MT" w:hAnsi="Arial MT" w:cs="Arial MT"/>
@@ -3999,7 +3966,6 @@
           <w:lang w:val="pt"/>
         </w:rPr>
       </w:pPr>
-      <w:proofErr w:type="gramStart"/>
       <w:r>
         <w:rPr>
           <w:rFonts w:ascii="Arial MT" w:hAnsi="Arial MT" w:cs="Arial MT"/>
@@ -4009,19 +3975,7 @@
           <w:szCs w:val="23"/>
           <w:lang w:val="pt"/>
         </w:rPr>
-        <w:t>Celular :</w:t>
-      </w:r>
-      <w:proofErr w:type="gramEnd"/>
-      <w:r>
-        <w:rPr>
-          <w:rFonts w:ascii="Arial MT" w:hAnsi="Arial MT" w:cs="Arial MT"/>
-          <w:color w:val="1C1C1C"/>
-          <w:spacing w:val="-4"/>
-          <w:sz w:val="23"/>
-          <w:szCs w:val="23"/>
-          <w:lang w:val="pt"/>
-        </w:rPr>
-        <w:t xml:space="preserve"> </w:t>
+        <w:t xml:space="preserve">Celular : </w:t>
       </w:r>
       <w:r>
         <w:rPr>
@@ -4075,7 +4029,6 @@
           <w:lang w:val="pt"/>
         </w:rPr>
       </w:pPr>
-      <w:proofErr w:type="gramStart"/>
       <w:r>
         <w:rPr>
           <w:rFonts w:ascii="Arial MT" w:hAnsi="Arial MT" w:cs="Arial MT"/>
@@ -4087,7 +4040,6 @@
         </w:rPr>
         <w:t>e-mail :</w:t>
       </w:r>
-      <w:proofErr w:type="gramEnd"/>
       <w:r>
         <w:rPr>
           <w:rFonts w:ascii="Arial MT" w:hAnsi="Arial MT" w:cs="Arial MT"/>
